--- a/handouts/day1_handouts/prompt_engineering_handout.docx
+++ b/handouts/day1_handouts/prompt_engineering_handout.docx
@@ -10,7 +10,7 @@
         <w:rPr>
           <w:b/>
           <w:bCs/>
-          <w:color w:val="9A6B2C"/>
+          <w:color w:val="707070"/>
           <w:sz w:val="18"/>
           <w:szCs w:val="18"/>
         </w:rPr>
@@ -25,7 +25,7 @@
         <w:rPr>
           <w:b/>
           <w:bCs/>
-          <w:color w:val="14213D"/>
+          <w:color w:val="202020"/>
           <w:sz w:val="40"/>
           <w:szCs w:val="40"/>
         </w:rPr>
@@ -38,7 +38,7 @@
       </w:pPr>
       <w:r>
         <w:rPr>
-          <w:color w:val="3A3F4B"/>
+          <w:color w:val="3F3F3F"/>
           <w:sz w:val="22"/>
           <w:szCs w:val="22"/>
         </w:rPr>
@@ -54,7 +54,7 @@
         <w:rPr>
           <w:b/>
           <w:bCs/>
-          <w:color w:val="14213D"/>
+          <w:color w:val="202020"/>
           <w:sz w:val="32"/>
           <w:szCs w:val="32"/>
         </w:rPr>
@@ -67,7 +67,7 @@
       </w:pPr>
       <w:r>
         <w:rPr>
-          <w:color w:val="3A3F4B"/>
+          <w:color w:val="3F3F3F"/>
           <w:sz w:val="22"/>
           <w:szCs w:val="22"/>
         </w:rPr>
@@ -80,7 +80,7 @@
       </w:pPr>
       <w:r>
         <w:rPr>
-          <w:color w:val="3A3F4B"/>
+          <w:color w:val="3F3F3F"/>
           <w:sz w:val="22"/>
           <w:szCs w:val="22"/>
         </w:rPr>
@@ -90,7 +90,7 @@
     <w:p>
       <w:pPr>
         <w:pBdr>
-          <w:bottom w:val="single" w:color="D8D3C4" w:sz="4"/>
+          <w:bottom w:val="single" w:color="D3D3D3" w:sz="4"/>
         </w:pBdr>
         <w:spacing w:after="220"/>
       </w:pPr>
@@ -104,7 +104,7 @@
       </w:pPr>
       <w:r>
         <w:rPr>
-          <w:color w:val="3A3F4B"/>
+          <w:color w:val="3F3F3F"/>
           <w:sz w:val="22"/>
           <w:szCs w:val="22"/>
         </w:rPr>
@@ -114,7 +114,7 @@
     <w:p>
       <w:pPr>
         <w:pBdr>
-          <w:bottom w:val="single" w:color="D8D3C4" w:sz="4"/>
+          <w:bottom w:val="single" w:color="D3D3D3" w:sz="4"/>
         </w:pBdr>
         <w:spacing w:after="220"/>
       </w:pPr>
@@ -128,7 +128,7 @@
       </w:pPr>
       <w:r>
         <w:rPr>
-          <w:color w:val="3A3F4B"/>
+          <w:color w:val="3F3F3F"/>
           <w:sz w:val="22"/>
           <w:szCs w:val="22"/>
         </w:rPr>
@@ -138,7 +138,7 @@
     <w:p>
       <w:pPr>
         <w:pBdr>
-          <w:bottom w:val="single" w:color="D8D3C4" w:sz="4"/>
+          <w:bottom w:val="single" w:color="D3D3D3" w:sz="4"/>
         </w:pBdr>
         <w:spacing w:after="220"/>
       </w:pPr>
@@ -152,7 +152,7 @@
       </w:pPr>
       <w:r>
         <w:rPr>
-          <w:color w:val="3A3F4B"/>
+          <w:color w:val="3F3F3F"/>
           <w:sz w:val="22"/>
           <w:szCs w:val="22"/>
         </w:rPr>
@@ -162,7 +162,7 @@
     <w:p>
       <w:pPr>
         <w:pBdr>
-          <w:bottom w:val="single" w:color="D8D3C4" w:sz="4"/>
+          <w:bottom w:val="single" w:color="D3D3D3" w:sz="4"/>
         </w:pBdr>
         <w:spacing w:after="220"/>
       </w:pPr>
@@ -179,7 +179,7 @@
         <w:rPr>
           <w:b/>
           <w:bCs/>
-          <w:color w:val="14213D"/>
+          <w:color w:val="202020"/>
           <w:sz w:val="32"/>
           <w:szCs w:val="32"/>
         </w:rPr>
@@ -209,7 +209,7 @@
         <w:tc>
           <w:tcPr>
             <w:tcW w:type="dxa" w:w="2008"/>
-            <w:shd w:fill="14213D" w:val="clear"/>
+            <w:shd w:fill="202020" w:val="clear"/>
             <w:tcMar>
               <w:top w:type="dxa" w:w="100"/>
               <w:left w:type="dxa" w:w="120"/>
@@ -233,7 +233,7 @@
         <w:tc>
           <w:tcPr>
             <w:tcW w:type="dxa" w:w="2008"/>
-            <w:shd w:fill="14213D" w:val="clear"/>
+            <w:shd w:fill="202020" w:val="clear"/>
             <w:tcMar>
               <w:top w:type="dxa" w:w="100"/>
               <w:left w:type="dxa" w:w="120"/>
@@ -257,7 +257,7 @@
         <w:tc>
           <w:tcPr>
             <w:tcW w:type="dxa" w:w="2008"/>
-            <w:shd w:fill="14213D" w:val="clear"/>
+            <w:shd w:fill="202020" w:val="clear"/>
             <w:tcMar>
               <w:top w:type="dxa" w:w="100"/>
               <w:left w:type="dxa" w:w="120"/>
@@ -281,7 +281,7 @@
         <w:tc>
           <w:tcPr>
             <w:tcW w:type="dxa" w:w="2008"/>
-            <w:shd w:fill="14213D" w:val="clear"/>
+            <w:shd w:fill="202020" w:val="clear"/>
             <w:tcMar>
               <w:top w:type="dxa" w:w="100"/>
               <w:left w:type="dxa" w:w="120"/>
@@ -305,7 +305,7 @@
         <w:tc>
           <w:tcPr>
             <w:tcW w:type="dxa" w:w="2008"/>
-            <w:shd w:fill="14213D" w:val="clear"/>
+            <w:shd w:fill="202020" w:val="clear"/>
             <w:tcMar>
               <w:top w:type="dxa" w:w="100"/>
               <w:left w:type="dxa" w:w="120"/>
@@ -343,7 +343,7 @@
               <w:rPr>
                 <w:b w:val="false"/>
                 <w:bCs w:val="false"/>
-                <w:color w:val="3A3F4B"/>
+                <w:color w:val="3F3F3F"/>
                 <w:sz w:val="20"/>
                 <w:szCs w:val="20"/>
               </w:rPr>
@@ -366,7 +366,7 @@
               <w:rPr>
                 <w:b w:val="false"/>
                 <w:bCs w:val="false"/>
-                <w:color w:val="3A3F4B"/>
+                <w:color w:val="3F3F3F"/>
                 <w:sz w:val="20"/>
                 <w:szCs w:val="20"/>
               </w:rPr>
@@ -389,7 +389,7 @@
               <w:rPr>
                 <w:b w:val="false"/>
                 <w:bCs w:val="false"/>
-                <w:color w:val="3A3F4B"/>
+                <w:color w:val="3F3F3F"/>
                 <w:sz w:val="20"/>
                 <w:szCs w:val="20"/>
               </w:rPr>
@@ -412,7 +412,7 @@
               <w:rPr>
                 <w:b w:val="false"/>
                 <w:bCs w:val="false"/>
-                <w:color w:val="3A3F4B"/>
+                <w:color w:val="3F3F3F"/>
                 <w:sz w:val="20"/>
                 <w:szCs w:val="20"/>
               </w:rPr>
@@ -435,7 +435,7 @@
               <w:rPr>
                 <w:b w:val="false"/>
                 <w:bCs w:val="false"/>
-                <w:color w:val="3A3F4B"/>
+                <w:color w:val="3F3F3F"/>
                 <w:sz w:val="20"/>
                 <w:szCs w:val="20"/>
               </w:rPr>
@@ -451,7 +451,7 @@
       </w:pPr>
       <w:r>
         <w:rPr>
-          <w:color w:val="3A3F4B"/>
+          <w:color w:val="3F3F3F"/>
           <w:sz w:val="22"/>
           <w:szCs w:val="22"/>
         </w:rPr>
@@ -467,7 +467,7 @@
         <w:rPr>
           <w:b/>
           <w:bCs/>
-          <w:color w:val="14213D"/>
+          <w:color w:val="202020"/>
           <w:sz w:val="32"/>
           <w:szCs w:val="32"/>
         </w:rPr>
@@ -477,12 +477,12 @@
     <w:p>
       <w:pPr>
         <w:pBdr>
-          <w:top w:val="single" w:color="D8D3C4" w:sz="4"/>
-          <w:bottom w:val="single" w:color="D8D3C4" w:sz="4"/>
-          <w:left w:val="single" w:color="D8D3C4" w:sz="4"/>
-          <w:right w:val="single" w:color="D8D3C4" w:sz="4"/>
+          <w:top w:val="single" w:color="D3D3D3" w:sz="4"/>
+          <w:bottom w:val="single" w:color="D3D3D3" w:sz="4"/>
+          <w:left w:val="single" w:color="D3D3D3" w:sz="4"/>
+          <w:right w:val="single" w:color="D3D3D3" w:sz="4"/>
         </w:pBdr>
-        <w:shd w:fill="F1EEE3" w:val="clear"/>
+        <w:shd w:fill="EEEEEE" w:val="clear"/>
         <w:spacing w:after="100" w:before="100"/>
         <w:ind w:left="431" w:right="431"/>
       </w:pPr>
@@ -490,7 +490,7 @@
         <w:rPr>
           <w:i/>
           <w:iCs/>
-          <w:color w:val="14213D"/>
+          <w:color w:val="202020"/>
           <w:sz w:val="22"/>
           <w:szCs w:val="22"/>
         </w:rPr>
@@ -500,12 +500,12 @@
     <w:p>
       <w:pPr>
         <w:pBdr>
-          <w:top w:val="single" w:color="D8D3C4" w:sz="4"/>
-          <w:bottom w:val="single" w:color="D8D3C4" w:sz="4"/>
-          <w:left w:val="single" w:color="D8D3C4" w:sz="4"/>
-          <w:right w:val="single" w:color="D8D3C4" w:sz="4"/>
+          <w:top w:val="single" w:color="D3D3D3" w:sz="4"/>
+          <w:bottom w:val="single" w:color="D3D3D3" w:sz="4"/>
+          <w:left w:val="single" w:color="D3D3D3" w:sz="4"/>
+          <w:right w:val="single" w:color="D3D3D3" w:sz="4"/>
         </w:pBdr>
-        <w:shd w:fill="F1EEE3" w:val="clear"/>
+        <w:shd w:fill="EEEEEE" w:val="clear"/>
         <w:spacing w:after="100" w:before="100"/>
         <w:ind w:left="431" w:right="431"/>
       </w:pPr>
@@ -513,7 +513,7 @@
         <w:rPr>
           <w:i/>
           <w:iCs/>
-          <w:color w:val="14213D"/>
+          <w:color w:val="202020"/>
           <w:sz w:val="22"/>
           <w:szCs w:val="22"/>
         </w:rPr>
@@ -529,7 +529,7 @@
         <w:rPr>
           <w:b/>
           <w:bCs/>
-          <w:color w:val="9A6B2C"/>
+          <w:color w:val="707070"/>
           <w:sz w:val="24"/>
           <w:szCs w:val="24"/>
         </w:rPr>
@@ -539,12 +539,12 @@
     <w:p>
       <w:pPr>
         <w:pBdr>
-          <w:top w:val="single" w:color="D8D3C4" w:sz="4"/>
-          <w:bottom w:val="single" w:color="D8D3C4" w:sz="4"/>
-          <w:left w:val="single" w:color="D8D3C4" w:sz="4"/>
-          <w:right w:val="single" w:color="D8D3C4" w:sz="4"/>
+          <w:top w:val="single" w:color="D3D3D3" w:sz="4"/>
+          <w:bottom w:val="single" w:color="D3D3D3" w:sz="4"/>
+          <w:left w:val="single" w:color="D3D3D3" w:sz="4"/>
+          <w:right w:val="single" w:color="D3D3D3" w:sz="4"/>
         </w:pBdr>
-        <w:shd w:fill="F1EEE3" w:val="clear"/>
+        <w:shd w:fill="EEEEEE" w:val="clear"/>
         <w:spacing w:after="100" w:before="100"/>
         <w:ind w:left="431" w:right="431"/>
       </w:pPr>
@@ -552,7 +552,7 @@
         <w:rPr>
           <w:i/>
           <w:iCs/>
-          <w:color w:val="14213D"/>
+          <w:color w:val="202020"/>
           <w:sz w:val="22"/>
           <w:szCs w:val="22"/>
         </w:rPr>
@@ -562,12 +562,12 @@
     <w:p>
       <w:pPr>
         <w:pBdr>
-          <w:top w:val="single" w:color="D8D3C4" w:sz="4"/>
-          <w:bottom w:val="single" w:color="D8D3C4" w:sz="4"/>
-          <w:left w:val="single" w:color="D8D3C4" w:sz="4"/>
-          <w:right w:val="single" w:color="D8D3C4" w:sz="4"/>
+          <w:top w:val="single" w:color="D3D3D3" w:sz="4"/>
+          <w:bottom w:val="single" w:color="D3D3D3" w:sz="4"/>
+          <w:left w:val="single" w:color="D3D3D3" w:sz="4"/>
+          <w:right w:val="single" w:color="D3D3D3" w:sz="4"/>
         </w:pBdr>
-        <w:shd w:fill="F1EEE3" w:val="clear"/>
+        <w:shd w:fill="EEEEEE" w:val="clear"/>
         <w:spacing w:after="100" w:before="100"/>
         <w:ind w:left="431" w:right="431"/>
       </w:pPr>
@@ -575,7 +575,7 @@
         <w:rPr>
           <w:i/>
           <w:iCs/>
-          <w:color w:val="14213D"/>
+          <w:color w:val="202020"/>
           <w:sz w:val="22"/>
           <w:szCs w:val="22"/>
         </w:rPr>
@@ -588,7 +588,7 @@
       </w:pPr>
       <w:r>
         <w:rPr>
-          <w:color w:val="3A3F4B"/>
+          <w:color w:val="3F3F3F"/>
           <w:sz w:val="22"/>
           <w:szCs w:val="22"/>
         </w:rPr>
@@ -601,7 +601,7 @@
       </w:pPr>
       <w:r>
         <w:rPr>
-          <w:color w:val="3A3F4B"/>
+          <w:color w:val="3F3F3F"/>
           <w:sz w:val="22"/>
           <w:szCs w:val="22"/>
         </w:rPr>
@@ -617,7 +617,7 @@
         <w:rPr>
           <w:b/>
           <w:bCs/>
-          <w:color w:val="14213D"/>
+          <w:color w:val="202020"/>
           <w:sz w:val="32"/>
           <w:szCs w:val="32"/>
         </w:rPr>
@@ -648,7 +648,7 @@
         <w:tc>
           <w:tcPr>
             <w:tcW w:type="dxa" w:w="1673"/>
-            <w:shd w:fill="F1EEE3" w:val="clear"/>
+            <w:shd w:fill="EEEEEE" w:val="clear"/>
             <w:tcMar>
               <w:top w:type="dxa" w:w="100"/>
               <w:left w:type="dxa" w:w="120"/>
@@ -661,7 +661,7 @@
               <w:rPr>
                 <w:b/>
                 <w:bCs/>
-                <w:color w:val="14213D"/>
+                <w:color w:val="202020"/>
                 <w:sz w:val="20"/>
                 <w:szCs w:val="20"/>
               </w:rPr>
@@ -672,7 +672,7 @@
         <w:tc>
           <w:tcPr>
             <w:tcW w:type="dxa" w:w="1673"/>
-            <w:shd w:fill="F1EEE3" w:val="clear"/>
+            <w:shd w:fill="EEEEEE" w:val="clear"/>
             <w:tcMar>
               <w:top w:type="dxa" w:w="100"/>
               <w:left w:type="dxa" w:w="120"/>
@@ -685,7 +685,7 @@
               <w:rPr>
                 <w:b/>
                 <w:bCs/>
-                <w:color w:val="14213D"/>
+                <w:color w:val="202020"/>
                 <w:sz w:val="20"/>
                 <w:szCs w:val="20"/>
               </w:rPr>
@@ -696,7 +696,7 @@
         <w:tc>
           <w:tcPr>
             <w:tcW w:type="dxa" w:w="1673"/>
-            <w:shd w:fill="F1EEE3" w:val="clear"/>
+            <w:shd w:fill="EEEEEE" w:val="clear"/>
             <w:tcMar>
               <w:top w:type="dxa" w:w="100"/>
               <w:left w:type="dxa" w:w="120"/>
@@ -709,7 +709,7 @@
               <w:rPr>
                 <w:b/>
                 <w:bCs/>
-                <w:color w:val="14213D"/>
+                <w:color w:val="202020"/>
                 <w:sz w:val="20"/>
                 <w:szCs w:val="20"/>
               </w:rPr>
@@ -720,7 +720,7 @@
         <w:tc>
           <w:tcPr>
             <w:tcW w:type="dxa" w:w="1673"/>
-            <w:shd w:fill="F1EEE3" w:val="clear"/>
+            <w:shd w:fill="EEEEEE" w:val="clear"/>
             <w:tcMar>
               <w:top w:type="dxa" w:w="100"/>
               <w:left w:type="dxa" w:w="120"/>
@@ -733,7 +733,7 @@
               <w:rPr>
                 <w:b/>
                 <w:bCs/>
-                <w:color w:val="14213D"/>
+                <w:color w:val="202020"/>
                 <w:sz w:val="20"/>
                 <w:szCs w:val="20"/>
               </w:rPr>
@@ -744,7 +744,7 @@
         <w:tc>
           <w:tcPr>
             <w:tcW w:type="dxa" w:w="1673"/>
-            <w:shd w:fill="F1EEE3" w:val="clear"/>
+            <w:shd w:fill="EEEEEE" w:val="clear"/>
             <w:tcMar>
               <w:top w:type="dxa" w:w="100"/>
               <w:left w:type="dxa" w:w="120"/>
@@ -757,7 +757,7 @@
               <w:rPr>
                 <w:b/>
                 <w:bCs/>
-                <w:color w:val="14213D"/>
+                <w:color w:val="202020"/>
                 <w:sz w:val="20"/>
                 <w:szCs w:val="20"/>
               </w:rPr>
@@ -768,7 +768,7 @@
         <w:tc>
           <w:tcPr>
             <w:tcW w:type="dxa" w:w="1675"/>
-            <w:shd w:fill="F1EEE3" w:val="clear"/>
+            <w:shd w:fill="EEEEEE" w:val="clear"/>
             <w:tcMar>
               <w:top w:type="dxa" w:w="100"/>
               <w:left w:type="dxa" w:w="120"/>
@@ -781,7 +781,7 @@
               <w:rPr>
                 <w:b/>
                 <w:bCs/>
-                <w:color w:val="14213D"/>
+                <w:color w:val="202020"/>
                 <w:sz w:val="20"/>
                 <w:szCs w:val="20"/>
               </w:rPr>
@@ -797,7 +797,7 @@
       </w:pPr>
       <w:r>
         <w:rPr>
-          <w:color w:val="3A3F4B"/>
+          <w:color w:val="3F3F3F"/>
           <w:sz w:val="22"/>
           <w:szCs w:val="22"/>
         </w:rPr>
@@ -813,7 +813,7 @@
         <w:rPr>
           <w:b/>
           <w:bCs/>
-          <w:color w:val="14213D"/>
+          <w:color w:val="202020"/>
           <w:sz w:val="32"/>
           <w:szCs w:val="32"/>
         </w:rPr>
@@ -826,7 +826,7 @@
       </w:pPr>
       <w:r>
         <w:rPr>
-          <w:color w:val="3A3F4B"/>
+          <w:color w:val="3F3F3F"/>
           <w:sz w:val="22"/>
           <w:szCs w:val="22"/>
         </w:rPr>
@@ -854,7 +854,7 @@
         <w:tc>
           <w:tcPr>
             <w:tcW w:type="dxa" w:w="3346"/>
-            <w:shd w:fill="F1EEE3" w:val="clear"/>
+            <w:shd w:fill="EEEEEE" w:val="clear"/>
             <w:tcMar>
               <w:top w:type="dxa" w:w="100"/>
               <w:left w:type="dxa" w:w="120"/>
@@ -867,7 +867,7 @@
               <w:rPr>
                 <w:b/>
                 <w:bCs/>
-                <w:color w:val="14213D"/>
+                <w:color w:val="202020"/>
                 <w:sz w:val="20"/>
                 <w:szCs w:val="20"/>
               </w:rPr>
@@ -878,7 +878,7 @@
         <w:tc>
           <w:tcPr>
             <w:tcW w:type="dxa" w:w="3346"/>
-            <w:shd w:fill="F1EEE3" w:val="clear"/>
+            <w:shd w:fill="EEEEEE" w:val="clear"/>
             <w:tcMar>
               <w:top w:type="dxa" w:w="100"/>
               <w:left w:type="dxa" w:w="120"/>
@@ -891,7 +891,7 @@
               <w:rPr>
                 <w:b/>
                 <w:bCs/>
-                <w:color w:val="14213D"/>
+                <w:color w:val="202020"/>
                 <w:sz w:val="20"/>
                 <w:szCs w:val="20"/>
               </w:rPr>
@@ -902,7 +902,7 @@
         <w:tc>
           <w:tcPr>
             <w:tcW w:type="dxa" w:w="3348"/>
-            <w:shd w:fill="F1EEE3" w:val="clear"/>
+            <w:shd w:fill="EEEEEE" w:val="clear"/>
             <w:tcMar>
               <w:top w:type="dxa" w:w="100"/>
               <w:left w:type="dxa" w:w="120"/>
@@ -915,7 +915,7 @@
               <w:rPr>
                 <w:b/>
                 <w:bCs/>
-                <w:color w:val="14213D"/>
+                <w:color w:val="202020"/>
                 <w:sz w:val="20"/>
                 <w:szCs w:val="20"/>
               </w:rPr>
@@ -940,7 +940,7 @@
               <w:rPr>
                 <w:b w:val="false"/>
                 <w:bCs w:val="false"/>
-                <w:color w:val="3A3F4B"/>
+                <w:color w:val="3F3F3F"/>
                 <w:sz w:val="20"/>
                 <w:szCs w:val="20"/>
               </w:rPr>
@@ -963,7 +963,7 @@
               <w:rPr>
                 <w:b w:val="false"/>
                 <w:bCs w:val="false"/>
-                <w:color w:val="3A3F4B"/>
+                <w:color w:val="3F3F3F"/>
                 <w:sz w:val="20"/>
                 <w:szCs w:val="20"/>
               </w:rPr>
@@ -986,7 +986,7 @@
               <w:rPr>
                 <w:b w:val="false"/>
                 <w:bCs w:val="false"/>
-                <w:color w:val="3A3F4B"/>
+                <w:color w:val="3F3F3F"/>
                 <w:sz w:val="20"/>
                 <w:szCs w:val="20"/>
               </w:rPr>
@@ -1002,7 +1002,7 @@
       </w:pPr>
       <w:r>
         <w:rPr>
-          <w:color w:val="3A3F4B"/>
+          <w:color w:val="3F3F3F"/>
           <w:sz w:val="22"/>
           <w:szCs w:val="22"/>
         </w:rPr>
@@ -1020,7 +1020,7 @@
       </w:pPr>
       <w:r>
         <w:rPr>
-          <w:color w:val="3A3F4B"/>
+          <w:color w:val="3F3F3F"/>
           <w:sz w:val="22"/>
           <w:szCs w:val="22"/>
         </w:rPr>
@@ -1038,7 +1038,7 @@
       </w:pPr>
       <w:r>
         <w:rPr>
-          <w:color w:val="3A3F4B"/>
+          <w:color w:val="3F3F3F"/>
           <w:sz w:val="22"/>
           <w:szCs w:val="22"/>
         </w:rPr>
@@ -1056,7 +1056,7 @@
       </w:pPr>
       <w:r>
         <w:rPr>
-          <w:color w:val="3A3F4B"/>
+          <w:color w:val="3F3F3F"/>
           <w:sz w:val="22"/>
           <w:szCs w:val="22"/>
         </w:rPr>
@@ -1074,7 +1074,7 @@
       </w:pPr>
       <w:r>
         <w:rPr>
-          <w:color w:val="3A3F4B"/>
+          <w:color w:val="3F3F3F"/>
           <w:sz w:val="22"/>
           <w:szCs w:val="22"/>
         </w:rPr>
@@ -1092,7 +1092,7 @@
       </w:pPr>
       <w:r>
         <w:rPr>
-          <w:color w:val="3A3F4B"/>
+          <w:color w:val="3F3F3F"/>
           <w:sz w:val="22"/>
           <w:szCs w:val="22"/>
         </w:rPr>
@@ -1108,7 +1108,7 @@
         <w:rPr>
           <w:b/>
           <w:bCs/>
-          <w:color w:val="14213D"/>
+          <w:color w:val="202020"/>
           <w:sz w:val="32"/>
           <w:szCs w:val="32"/>
         </w:rPr>
@@ -1121,7 +1121,7 @@
       </w:pPr>
       <w:r>
         <w:rPr>
-          <w:color w:val="3A3F4B"/>
+          <w:color w:val="3F3F3F"/>
           <w:sz w:val="22"/>
           <w:szCs w:val="22"/>
         </w:rPr>
@@ -1131,12 +1131,12 @@
     <w:p>
       <w:pPr>
         <w:pBdr>
-          <w:top w:val="single" w:color="D8D3C4" w:sz="4"/>
-          <w:bottom w:val="single" w:color="D8D3C4" w:sz="4"/>
-          <w:left w:val="single" w:color="D8D3C4" w:sz="4"/>
-          <w:right w:val="single" w:color="D8D3C4" w:sz="4"/>
+          <w:top w:val="single" w:color="D3D3D3" w:sz="4"/>
+          <w:bottom w:val="single" w:color="D3D3D3" w:sz="4"/>
+          <w:left w:val="single" w:color="D3D3D3" w:sz="4"/>
+          <w:right w:val="single" w:color="D3D3D3" w:sz="4"/>
         </w:pBdr>
-        <w:shd w:fill="F1EEE3" w:val="clear"/>
+        <w:shd w:fill="EEEEEE" w:val="clear"/>
         <w:spacing w:after="100" w:before="100"/>
         <w:ind w:left="431" w:right="431"/>
       </w:pPr>
@@ -1144,7 +1144,7 @@
         <w:rPr>
           <w:i/>
           <w:iCs/>
-          <w:color w:val="14213D"/>
+          <w:color w:val="202020"/>
           <w:sz w:val="22"/>
           <w:szCs w:val="22"/>
         </w:rPr>
@@ -1157,7 +1157,7 @@
       </w:pPr>
       <w:r>
         <w:rPr>
-          <w:color w:val="3A3F4B"/>
+          <w:color w:val="3F3F3F"/>
           <w:sz w:val="22"/>
           <w:szCs w:val="22"/>
         </w:rPr>
@@ -1175,7 +1175,7 @@
       </w:pPr>
       <w:r>
         <w:rPr>
-          <w:color w:val="3A3F4B"/>
+          <w:color w:val="3F3F3F"/>
           <w:sz w:val="22"/>
           <w:szCs w:val="22"/>
         </w:rPr>
@@ -1193,7 +1193,7 @@
       </w:pPr>
       <w:r>
         <w:rPr>
-          <w:color w:val="3A3F4B"/>
+          <w:color w:val="3F3F3F"/>
           <w:sz w:val="22"/>
           <w:szCs w:val="22"/>
         </w:rPr>
@@ -1211,7 +1211,7 @@
       </w:pPr>
       <w:r>
         <w:rPr>
-          <w:color w:val="3A3F4B"/>
+          <w:color w:val="3F3F3F"/>
           <w:sz w:val="22"/>
           <w:szCs w:val="22"/>
         </w:rPr>
@@ -1224,7 +1224,7 @@
       </w:pPr>
       <w:r>
         <w:rPr>
-          <w:color w:val="3A3F4B"/>
+          <w:color w:val="3F3F3F"/>
           <w:sz w:val="22"/>
           <w:szCs w:val="22"/>
         </w:rPr>
@@ -1234,7 +1234,7 @@
     <w:p>
       <w:pPr>
         <w:pBdr>
-          <w:bottom w:val="single" w:color="D8D3C4" w:sz="4"/>
+          <w:bottom w:val="single" w:color="D3D3D3" w:sz="4"/>
         </w:pBdr>
         <w:spacing w:after="220"/>
       </w:pPr>
@@ -1245,7 +1245,7 @@
     <w:p>
       <w:pPr>
         <w:pBdr>
-          <w:bottom w:val="single" w:color="D8D3C4" w:sz="4"/>
+          <w:bottom w:val="single" w:color="D3D3D3" w:sz="4"/>
         </w:pBdr>
         <w:spacing w:after="220"/>
       </w:pPr>
@@ -1256,7 +1256,7 @@
     <w:p>
       <w:pPr>
         <w:pBdr>
-          <w:bottom w:val="single" w:color="D8D3C4" w:sz="4"/>
+          <w:bottom w:val="single" w:color="D3D3D3" w:sz="4"/>
         </w:pBdr>
         <w:spacing w:after="220"/>
       </w:pPr>
@@ -1273,7 +1273,7 @@
         <w:rPr>
           <w:b/>
           <w:bCs/>
-          <w:color w:val="14213D"/>
+          <w:color w:val="202020"/>
           <w:sz w:val="32"/>
           <w:szCs w:val="32"/>
         </w:rPr>
@@ -1286,7 +1286,7 @@
       </w:pPr>
       <w:r>
         <w:rPr>
-          <w:color w:val="3A3F4B"/>
+          <w:color w:val="3F3F3F"/>
           <w:sz w:val="22"/>
           <w:szCs w:val="22"/>
         </w:rPr>
@@ -1299,7 +1299,7 @@
       </w:pPr>
       <w:r>
         <w:rPr>
-          <w:color w:val="3A3F4B"/>
+          <w:color w:val="3F3F3F"/>
           <w:sz w:val="22"/>
           <w:szCs w:val="22"/>
         </w:rPr>
@@ -1317,7 +1317,7 @@
       </w:pPr>
       <w:r>
         <w:rPr>
-          <w:color w:val="3A3F4B"/>
+          <w:color w:val="3F3F3F"/>
           <w:sz w:val="22"/>
           <w:szCs w:val="22"/>
         </w:rPr>
@@ -1335,7 +1335,7 @@
       </w:pPr>
       <w:r>
         <w:rPr>
-          <w:color w:val="3A3F4B"/>
+          <w:color w:val="3F3F3F"/>
           <w:sz w:val="22"/>
           <w:szCs w:val="22"/>
         </w:rPr>
@@ -1353,7 +1353,7 @@
       </w:pPr>
       <w:r>
         <w:rPr>
-          <w:color w:val="3A3F4B"/>
+          <w:color w:val="3F3F3F"/>
           <w:sz w:val="22"/>
           <w:szCs w:val="22"/>
         </w:rPr>
@@ -1369,7 +1369,7 @@
         <w:rPr>
           <w:b/>
           <w:bCs/>
-          <w:color w:val="14213D"/>
+          <w:color w:val="202020"/>
           <w:sz w:val="32"/>
           <w:szCs w:val="32"/>
         </w:rPr>
@@ -1387,7 +1387,7 @@
       </w:pPr>
       <w:r>
         <w:rPr>
-          <w:color w:val="3A3F4B"/>
+          <w:color w:val="3F3F3F"/>
           <w:sz w:val="22"/>
           <w:szCs w:val="22"/>
         </w:rPr>
@@ -1405,7 +1405,7 @@
       </w:pPr>
       <w:r>
         <w:rPr>
-          <w:color w:val="3A3F4B"/>
+          <w:color w:val="3F3F3F"/>
           <w:sz w:val="22"/>
           <w:szCs w:val="22"/>
         </w:rPr>
@@ -1423,7 +1423,7 @@
       </w:pPr>
       <w:r>
         <w:rPr>
-          <w:color w:val="3A3F4B"/>
+          <w:color w:val="3F3F3F"/>
           <w:sz w:val="22"/>
           <w:szCs w:val="22"/>
         </w:rPr>
@@ -1439,7 +1439,7 @@
         <w:rPr>
           <w:b/>
           <w:bCs/>
-          <w:color w:val="14213D"/>
+          <w:color w:val="202020"/>
           <w:sz w:val="32"/>
           <w:szCs w:val="32"/>
         </w:rPr>
@@ -1449,7 +1449,7 @@
     <w:p>
       <w:pPr>
         <w:pBdr>
-          <w:bottom w:val="single" w:color="D8D3C4" w:sz="4"/>
+          <w:bottom w:val="single" w:color="D3D3D3" w:sz="4"/>
         </w:pBdr>
         <w:spacing w:after="220"/>
       </w:pPr>
@@ -1460,7 +1460,7 @@
     <w:p>
       <w:pPr>
         <w:pBdr>
-          <w:bottom w:val="single" w:color="D8D3C4" w:sz="4"/>
+          <w:bottom w:val="single" w:color="D3D3D3" w:sz="4"/>
         </w:pBdr>
         <w:spacing w:after="220"/>
       </w:pPr>
@@ -1471,7 +1471,7 @@
     <w:p>
       <w:pPr>
         <w:pBdr>
-          <w:bottom w:val="single" w:color="D8D3C4" w:sz="4"/>
+          <w:bottom w:val="single" w:color="D3D3D3" w:sz="4"/>
         </w:pBdr>
         <w:spacing w:after="220"/>
       </w:pPr>
@@ -1482,7 +1482,7 @@
     <w:p>
       <w:pPr>
         <w:pBdr>
-          <w:bottom w:val="single" w:color="D8D3C4" w:sz="4"/>
+          <w:bottom w:val="single" w:color="D3D3D3" w:sz="4"/>
         </w:pBdr>
         <w:spacing w:after="220"/>
       </w:pPr>
@@ -1493,7 +1493,7 @@
     <w:p>
       <w:pPr>
         <w:pBdr>
-          <w:bottom w:val="single" w:color="D8D3C4" w:sz="4"/>
+          <w:bottom w:val="single" w:color="D3D3D3" w:sz="4"/>
         </w:pBdr>
         <w:spacing w:after="220"/>
       </w:pPr>
@@ -1504,7 +1504,7 @@
     <w:p>
       <w:pPr>
         <w:pBdr>
-          <w:bottom w:val="single" w:color="D8D3C4" w:sz="4"/>
+          <w:bottom w:val="single" w:color="D3D3D3" w:sz="4"/>
         </w:pBdr>
         <w:spacing w:after="220"/>
       </w:pPr>
@@ -1735,7 +1735,7 @@
     <w:next w:val="Normal"/>
     <w:qFormat/>
     <w:rPr>
-      <w:color w:val="2E74B5"/>
+      <w:color w:val="6A6A6A"/>
       <w:sz w:val="32"/>
       <w:szCs w:val="32"/>
     </w:rPr>
@@ -1746,7 +1746,7 @@
     <w:next w:val="Normal"/>
     <w:qFormat/>
     <w:rPr>
-      <w:color w:val="2E74B5"/>
+      <w:color w:val="6A6A6A"/>
       <w:sz w:val="26"/>
       <w:szCs w:val="26"/>
     </w:rPr>
@@ -1757,7 +1757,7 @@
     <w:next w:val="Normal"/>
     <w:qFormat/>
     <w:rPr>
-      <w:color w:val="1F4D78"/>
+      <w:color w:val="464646"/>
       <w:sz w:val="24"/>
       <w:szCs w:val="24"/>
     </w:rPr>
@@ -1770,7 +1770,7 @@
     <w:rPr>
       <w:i/>
       <w:iCs/>
-      <w:color w:val="2E74B5"/>
+      <w:color w:val="6A6A6A"/>
     </w:rPr>
   </w:style>
   <w:style w:type="paragraph" w:styleId="Heading5">
@@ -1779,7 +1779,7 @@
     <w:next w:val="Normal"/>
     <w:qFormat/>
     <w:rPr>
-      <w:color w:val="2E74B5"/>
+      <w:color w:val="6A6A6A"/>
     </w:rPr>
   </w:style>
   <w:style w:type="paragraph" w:styleId="Heading6">
@@ -1788,7 +1788,7 @@
     <w:next w:val="Normal"/>
     <w:qFormat/>
     <w:rPr>
-      <w:color w:val="1F4D78"/>
+      <w:color w:val="464646"/>
     </w:rPr>
   </w:style>
   <w:style w:type="paragraph" w:styleId="Strong">
@@ -1812,7 +1812,7 @@
     <w:uiPriority w:val="99"/>
     <w:unhideWhenUsed/>
     <w:rPr>
-      <w:color w:val="0563C1"/>
+      <w:color w:val="565656"/>
       <w:u w:val="single"/>
     </w:rPr>
   </w:style>
